--- a/抽離教學_數學/高三數學/IEP第8-9點_數學科_高三理組_全學年_通用草稿.docx
+++ b/抽離教學_數學/高三數學/IEP第8-9點_數學科_高三理組_全學年_通用草稿.docx
@@ -1406,16 +1406,13 @@
               <w:rPr>
                 <w:rFonts w:hint="eastAsia"/>
               </w:rPr>
-              <w:t xml:space="preserve">2026/09 </w:t>
-            </w:r>
-            <w:r>
-              <w:t>–</w:t>
-            </w:r>
-            <w:r>
-              <w:rPr>
-                <w:rFonts w:hint="eastAsia"/>
-              </w:rPr>
-              <w:t xml:space="preserve"> 2027/05</w:t>
+              <w:t>2026/09 – 2027/04</w:t>
+            </w:r>
+            <w:r/>
+            <w:r>
+              <w:rPr>
+                <w:rFonts w:hint="eastAsia"/>
+              </w:rPr>
             </w:r>
           </w:p>
         </w:tc>
@@ -8004,34 +8001,28 @@
               <w:rPr>
                 <w:rFonts w:hint="eastAsia"/>
               </w:rPr>
-              <w:t>2026/</w:t>
-            </w:r>
-            <w:r>
-              <w:rPr>
-                <w:rFonts w:hint="eastAsia"/>
-              </w:rPr>
-              <w:t>10</w:t>
-            </w:r>
-            <w:r>
-              <w:rPr>
-                <w:rFonts w:hint="eastAsia"/>
-              </w:rPr>
-              <w:t xml:space="preserve"> </w:t>
-            </w:r>
-            <w:r>
-              <w:t>–</w:t>
-            </w:r>
-            <w:r>
-              <w:rPr>
-                <w:rFonts w:hint="eastAsia"/>
-              </w:rPr>
-              <w:t xml:space="preserve"> 2026/</w:t>
-            </w:r>
-            <w:r>
-              <w:rPr>
-                <w:rFonts w:hint="eastAsia"/>
-              </w:rPr>
-              <w:t>10</w:t>
+              <w:t>2026/09 – 2026/10</w:t>
+            </w:r>
+            <w:r>
+              <w:rPr>
+                <w:rFonts w:hint="eastAsia"/>
+              </w:rPr>
+            </w:r>
+            <w:r>
+              <w:rPr>
+                <w:rFonts w:hint="eastAsia"/>
+              </w:rPr>
+            </w:r>
+            <w:r/>
+            <w:r>
+              <w:rPr>
+                <w:rFonts w:hint="eastAsia"/>
+              </w:rPr>
+            </w:r>
+            <w:r>
+              <w:rPr>
+                <w:rFonts w:hint="eastAsia"/>
+              </w:rPr>
             </w:r>
           </w:p>
         </w:tc>
@@ -8596,46 +8587,38 @@
               <w:rPr>
                 <w:rFonts w:hint="eastAsia"/>
               </w:rPr>
-              <w:t>2026/</w:t>
-            </w:r>
-            <w:r>
-              <w:rPr>
-                <w:rFonts w:hint="eastAsia"/>
-              </w:rPr>
-              <w:t>1</w:t>
-            </w:r>
-            <w:r>
-              <w:rPr>
-                <w:rFonts w:hint="eastAsia"/>
-              </w:rPr>
-              <w:t>1</w:t>
-            </w:r>
-            <w:r>
-              <w:rPr>
-                <w:rFonts w:hint="eastAsia"/>
-              </w:rPr>
-              <w:t xml:space="preserve"> </w:t>
-            </w:r>
-            <w:r>
-              <w:t>–</w:t>
-            </w:r>
-            <w:r>
-              <w:rPr>
-                <w:rFonts w:hint="eastAsia"/>
-              </w:rPr>
-              <w:t xml:space="preserve"> 2026/</w:t>
-            </w:r>
-            <w:r>
-              <w:rPr>
-                <w:rFonts w:hint="eastAsia"/>
-              </w:rPr>
-              <w:t>1</w:t>
-            </w:r>
-            <w:r>
-              <w:rPr>
-                <w:rFonts w:hint="eastAsia"/>
-              </w:rPr>
-              <w:t>1</w:t>
+              <w:t>2026/10 – 2026/11</w:t>
+            </w:r>
+            <w:r>
+              <w:rPr>
+                <w:rFonts w:hint="eastAsia"/>
+              </w:rPr>
+            </w:r>
+            <w:r>
+              <w:rPr>
+                <w:rFonts w:hint="eastAsia"/>
+              </w:rPr>
+            </w:r>
+            <w:r>
+              <w:rPr>
+                <w:rFonts w:hint="eastAsia"/>
+              </w:rPr>
+            </w:r>
+            <w:r/>
+            <w:r>
+              <w:rPr>
+                <w:rFonts w:hint="eastAsia"/>
+              </w:rPr>
+            </w:r>
+            <w:r>
+              <w:rPr>
+                <w:rFonts w:hint="eastAsia"/>
+              </w:rPr>
+            </w:r>
+            <w:r>
+              <w:rPr>
+                <w:rFonts w:hint="eastAsia"/>
+              </w:rPr>
             </w:r>
           </w:p>
         </w:tc>
@@ -8765,34 +8748,28 @@
               <w:rPr>
                 <w:rFonts w:hint="eastAsia"/>
               </w:rPr>
-              <w:t>2026/</w:t>
-            </w:r>
-            <w:r>
-              <w:rPr>
-                <w:rFonts w:hint="eastAsia"/>
-              </w:rPr>
-              <w:t>11</w:t>
-            </w:r>
-            <w:r>
-              <w:rPr>
-                <w:rFonts w:hint="eastAsia"/>
-              </w:rPr>
-              <w:t xml:space="preserve"> </w:t>
-            </w:r>
-            <w:r>
-              <w:t>–</w:t>
-            </w:r>
-            <w:r>
-              <w:rPr>
-                <w:rFonts w:hint="eastAsia"/>
-              </w:rPr>
-              <w:t xml:space="preserve"> 2026/</w:t>
-            </w:r>
-            <w:r>
-              <w:rPr>
-                <w:rFonts w:hint="eastAsia"/>
-              </w:rPr>
-              <w:t>11</w:t>
+              <w:t>2026/10 – 2026/11</w:t>
+            </w:r>
+            <w:r>
+              <w:rPr>
+                <w:rFonts w:hint="eastAsia"/>
+              </w:rPr>
+            </w:r>
+            <w:r>
+              <w:rPr>
+                <w:rFonts w:hint="eastAsia"/>
+              </w:rPr>
+            </w:r>
+            <w:r/>
+            <w:r>
+              <w:rPr>
+                <w:rFonts w:hint="eastAsia"/>
+              </w:rPr>
+            </w:r>
+            <w:r>
+              <w:rPr>
+                <w:rFonts w:hint="eastAsia"/>
+              </w:rPr>
             </w:r>
           </w:p>
         </w:tc>
@@ -9478,22 +9455,18 @@
               <w:rPr>
                 <w:rFonts w:hint="eastAsia"/>
               </w:rPr>
-              <w:t xml:space="preserve">2026/11 </w:t>
-            </w:r>
-            <w:r>
-              <w:t>–</w:t>
-            </w:r>
-            <w:r>
-              <w:rPr>
-                <w:rFonts w:hint="eastAsia"/>
-              </w:rPr>
-              <w:t xml:space="preserve"> 2026/1</w:t>
-            </w:r>
-            <w:r>
-              <w:rPr>
-                <w:rFonts w:hint="eastAsia"/>
-              </w:rPr>
-              <w:t>2</w:t>
+              <w:t>2026/11 – 2026/11</w:t>
+            </w:r>
+            <w:r/>
+            <w:r>
+              <w:rPr>
+                <w:rFonts w:hint="eastAsia"/>
+              </w:rPr>
+            </w:r>
+            <w:r>
+              <w:rPr>
+                <w:rFonts w:hint="eastAsia"/>
+              </w:rPr>
             </w:r>
           </w:p>
         </w:tc>
@@ -9623,22 +9596,18 @@
               <w:rPr>
                 <w:rFonts w:hint="eastAsia"/>
               </w:rPr>
-              <w:t xml:space="preserve">2026/11 </w:t>
-            </w:r>
-            <w:r>
-              <w:t>–</w:t>
-            </w:r>
-            <w:r>
-              <w:rPr>
-                <w:rFonts w:hint="eastAsia"/>
-              </w:rPr>
-              <w:t xml:space="preserve"> 2026/1</w:t>
-            </w:r>
-            <w:r>
-              <w:rPr>
-                <w:rFonts w:hint="eastAsia"/>
-              </w:rPr>
-              <w:t>2</w:t>
+              <w:t>2026/11 – 2026/11</w:t>
+            </w:r>
+            <w:r/>
+            <w:r>
+              <w:rPr>
+                <w:rFonts w:hint="eastAsia"/>
+              </w:rPr>
+            </w:r>
+            <w:r>
+              <w:rPr>
+                <w:rFonts w:hint="eastAsia"/>
+              </w:rPr>
             </w:r>
           </w:p>
         </w:tc>
@@ -10082,40 +10051,33 @@
               <w:rPr>
                 <w:rFonts w:hint="eastAsia"/>
               </w:rPr>
-              <w:t>202</w:t>
-            </w:r>
-            <w:r>
-              <w:rPr>
-                <w:rFonts w:hint="eastAsia"/>
-              </w:rPr>
-              <w:t>7/03</w:t>
-            </w:r>
-            <w:r>
-              <w:rPr>
-                <w:rFonts w:hint="eastAsia"/>
-              </w:rPr>
-              <w:t xml:space="preserve"> </w:t>
-            </w:r>
-            <w:r>
-              <w:t>–</w:t>
-            </w:r>
-            <w:r>
-              <w:rPr>
-                <w:rFonts w:hint="eastAsia"/>
-              </w:rPr>
-              <w:t xml:space="preserve"> 202</w:t>
-            </w:r>
-            <w:r>
-              <w:rPr>
-                <w:rFonts w:hint="eastAsia"/>
-              </w:rPr>
-              <w:t>7/0</w:t>
-            </w:r>
-            <w:r>
-              <w:rPr>
-                <w:rFonts w:hint="eastAsia"/>
-              </w:rPr>
-              <w:t>4</w:t>
+              <w:t>2027/03 – 2027/03</w:t>
+            </w:r>
+            <w:r>
+              <w:rPr>
+                <w:rFonts w:hint="eastAsia"/>
+              </w:rPr>
+            </w:r>
+            <w:r>
+              <w:rPr>
+                <w:rFonts w:hint="eastAsia"/>
+              </w:rPr>
+            </w:r>
+            <w:r/>
+            <w:r>
+              <w:rPr>
+                <w:rFonts w:hint="eastAsia"/>
+              </w:rPr>
+            </w:r>
+            <w:r>
+              <w:rPr>
+                <w:rFonts w:hint="eastAsia"/>
+              </w:rPr>
+            </w:r>
+            <w:r>
+              <w:rPr>
+                <w:rFonts w:hint="eastAsia"/>
+              </w:rPr>
             </w:r>
           </w:p>
         </w:tc>
@@ -10245,16 +10207,13 @@
               <w:rPr>
                 <w:rFonts w:hint="eastAsia"/>
               </w:rPr>
-              <w:t xml:space="preserve">2027/03 </w:t>
-            </w:r>
-            <w:r>
-              <w:t>–</w:t>
-            </w:r>
-            <w:r>
-              <w:rPr>
-                <w:rFonts w:hint="eastAsia"/>
-              </w:rPr>
-              <w:t xml:space="preserve"> 2027/04</w:t>
+              <w:t>2027/03 – 2027/03</w:t>
+            </w:r>
+            <w:r/>
+            <w:r>
+              <w:rPr>
+                <w:rFonts w:hint="eastAsia"/>
+              </w:rPr>
             </w:r>
           </w:p>
         </w:tc>
@@ -11042,46 +11001,38 @@
               <w:rPr>
                 <w:rFonts w:hint="eastAsia"/>
               </w:rPr>
-              <w:t>202</w:t>
-            </w:r>
-            <w:r>
-              <w:rPr>
-                <w:rFonts w:hint="eastAsia"/>
-              </w:rPr>
-              <w:t>7/0</w:t>
-            </w:r>
-            <w:r>
-              <w:rPr>
-                <w:rFonts w:hint="eastAsia"/>
-              </w:rPr>
-              <w:t>5</w:t>
-            </w:r>
-            <w:r>
-              <w:rPr>
-                <w:rFonts w:hint="eastAsia"/>
-              </w:rPr>
-              <w:t xml:space="preserve"> </w:t>
-            </w:r>
-            <w:r>
-              <w:t>–</w:t>
-            </w:r>
-            <w:r>
-              <w:rPr>
-                <w:rFonts w:hint="eastAsia"/>
-              </w:rPr>
-              <w:t xml:space="preserve"> 202</w:t>
-            </w:r>
-            <w:r>
-              <w:rPr>
-                <w:rFonts w:hint="eastAsia"/>
-              </w:rPr>
-              <w:t>7/0</w:t>
-            </w:r>
-            <w:r>
-              <w:rPr>
-                <w:rFonts w:hint="eastAsia"/>
-              </w:rPr>
-              <w:t>5</w:t>
+              <w:t>2027/04 – 2027/04</w:t>
+            </w:r>
+            <w:r>
+              <w:rPr>
+                <w:rFonts w:hint="eastAsia"/>
+              </w:rPr>
+            </w:r>
+            <w:r>
+              <w:rPr>
+                <w:rFonts w:hint="eastAsia"/>
+              </w:rPr>
+            </w:r>
+            <w:r>
+              <w:rPr>
+                <w:rFonts w:hint="eastAsia"/>
+              </w:rPr>
+            </w:r>
+            <w:r/>
+            <w:r>
+              <w:rPr>
+                <w:rFonts w:hint="eastAsia"/>
+              </w:rPr>
+            </w:r>
+            <w:r>
+              <w:rPr>
+                <w:rFonts w:hint="eastAsia"/>
+              </w:rPr>
+            </w:r>
+            <w:r>
+              <w:rPr>
+                <w:rFonts w:hint="eastAsia"/>
+              </w:rPr>
             </w:r>
           </w:p>
         </w:tc>
@@ -11211,34 +11162,28 @@
               <w:rPr>
                 <w:rFonts w:hint="eastAsia"/>
               </w:rPr>
-              <w:t>202</w:t>
-            </w:r>
-            <w:r>
-              <w:rPr>
-                <w:rFonts w:hint="eastAsia"/>
-              </w:rPr>
-              <w:t>7/05</w:t>
-            </w:r>
-            <w:r>
-              <w:rPr>
-                <w:rFonts w:hint="eastAsia"/>
-              </w:rPr>
-              <w:t xml:space="preserve"> </w:t>
-            </w:r>
-            <w:r>
-              <w:t>–</w:t>
-            </w:r>
-            <w:r>
-              <w:rPr>
-                <w:rFonts w:hint="eastAsia"/>
-              </w:rPr>
-              <w:t xml:space="preserve"> 202</w:t>
-            </w:r>
-            <w:r>
-              <w:rPr>
-                <w:rFonts w:hint="eastAsia"/>
-              </w:rPr>
-              <w:t>7/05</w:t>
+              <w:t>2027/04 – 2027/04</w:t>
+            </w:r>
+            <w:r>
+              <w:rPr>
+                <w:rFonts w:hint="eastAsia"/>
+              </w:rPr>
+            </w:r>
+            <w:r>
+              <w:rPr>
+                <w:rFonts w:hint="eastAsia"/>
+              </w:rPr>
+            </w:r>
+            <w:r/>
+            <w:r>
+              <w:rPr>
+                <w:rFonts w:hint="eastAsia"/>
+              </w:rPr>
+            </w:r>
+            <w:r>
+              <w:rPr>
+                <w:rFonts w:hint="eastAsia"/>
+              </w:rPr>
             </w:r>
           </w:p>
         </w:tc>
